--- a/modelos_unificados/PropostaRetificacaodeArea.docx
+++ b/modelos_unificados/PropostaRetificacaodeArea.docx
@@ -174,7 +174,7 @@
           <w:lang w:eastAsia="pt-BR"/>
           <w14:ligatures w14:val="none"/>
         </w:rPr>
-        <w:t>${Cidade}, ${</w:t>
+        <w:t>${empresa_cidade}, ${</w:t>
       </w:r>
       <w:proofErr w:type="spellStart"/>
       <w:r>
@@ -185,7 +185,7 @@
           <w:lang w:eastAsia="pt-BR"/>
           <w14:ligatures w14:val="none"/>
         </w:rPr>
-        <w:t>${data_extenso}</w:t>
+        <w:t>${data_emissao_extenso}</w:t>
       </w:r>
       <w:proofErr w:type="spellEnd"/>
       <w:r>
@@ -450,7 +450,7 @@
           <w:lang w:eastAsia="pt-BR"/>
           <w14:ligatures w14:val="none"/>
         </w:rPr>
-        <w:t>${celular_cliente}</w:t>
+        <w:t>${whatsapp_cliente}</w:t>
       </w:r>
       <w:proofErr w:type="spellEnd"/>
       <w:r>
@@ -898,7 +898,7 @@
           <w:lang w:eastAsia="pt-BR"/>
           <w14:ligatures w14:val="none"/>
         </w:rPr>
-        <w:t>A ##TEMP_${empresa}## é referência em serviços topográficos de alta precisão. Com vasta experiência e histórico sólido de projetos concluídos, garantimos segurança e exatidão em cada medição.</w:t>
+        <w:t>A ##TEMP_${empresa_nome}## é referência em serviços topográficos de alta precisão. Com vasta experiência e histórico sólido de projetos concluídos, garantimos segurança e exatidão em cada medição.</w:t>
       </w:r>
     </w:p>
     <w:p>
@@ -1085,7 +1085,7 @@
           <w:lang w:eastAsia="pt-BR"/>
           <w14:ligatures w14:val="none"/>
         </w:rPr>
-        <w:t>##TEMP_${finalidade}##</w:t>
+        <w:t>##TEMP_${finalidade_obra}##</w:t>
       </w:r>
     </w:p>
     <w:p>
@@ -2563,7 +2563,7 @@
           <w:lang w:eastAsia="pt-BR"/>
           <w14:ligatures w14:val="none"/>
         </w:rPr>
-        <w:t>Veículo: ${Veiculo} Estação Total: ${</w:t>
+        <w:t>Veículo: ${veiculo} Estação Total: ${</w:t>
       </w:r>
       <w:proofErr w:type="spellStart"/>
       <w:r>
@@ -2597,7 +2597,7 @@
           <w:lang w:eastAsia="pt-BR"/>
           <w14:ligatures w14:val="none"/>
         </w:rPr>
-        <w:t>} GPS/GNSS: ${GPS} Drone (opcional): ${Drone}</w:t>
+        <w:t>} GPS/GNSS: ${gps} Drone (opcional): ${drone}</w:t>
       </w:r>
     </w:p>
     <w:p>
@@ -2683,7 +2683,7 @@
           <w:lang w:eastAsia="pt-BR"/>
           <w14:ligatures w14:val="none"/>
         </w:rPr>
-        <w:t>${valor_extenso}</w:t>
+        <w:t>${valor_total_extenso}</w:t>
       </w:r>
       <w:proofErr w:type="spellEnd"/>
       <w:r>
@@ -3010,95 +3010,95 @@
           <w:lang w:eastAsia="pt-BR"/>
           <w14:ligatures w14:val="none"/>
         </w:rPr>
-        <w:t xml:space="preserve">Banco: ${Banco} </w:t>
-      </w:r>
-    </w:p>
-    <w:p>
-      <w:pPr>
-        <w:spacing w:after="200" w:line="240" w:lineRule="auto"/>
-        <w:rPr>
-          <w:rFonts w:ascii="Arial" w:eastAsia="Times New Roman" w:hAnsi="Arial" w:cs="Arial"/>
-          <w:color w:val="000000"/>
-          <w:kern w:val="0"/>
-          <w:lang w:eastAsia="pt-BR"/>
-          <w14:ligatures w14:val="none"/>
-        </w:rPr>
-      </w:pPr>
-      <w:r>
-        <w:rPr>
-          <w:rFonts w:ascii="Arial" w:eastAsia="Times New Roman" w:hAnsi="Arial" w:cs="Arial"/>
-          <w:color w:val="000000"/>
-          <w:kern w:val="0"/>
-          <w:lang w:eastAsia="pt-BR"/>
-          <w14:ligatures w14:val="none"/>
-        </w:rPr>
-        <w:t xml:space="preserve">Agência: ${Agencia} </w:t>
-      </w:r>
-    </w:p>
-    <w:p>
-      <w:pPr>
-        <w:spacing w:after="200" w:line="240" w:lineRule="auto"/>
-        <w:rPr>
-          <w:rFonts w:ascii="Arial" w:eastAsia="Times New Roman" w:hAnsi="Arial" w:cs="Arial"/>
-          <w:color w:val="000000"/>
-          <w:kern w:val="0"/>
-          <w:lang w:eastAsia="pt-BR"/>
-          <w14:ligatures w14:val="none"/>
-        </w:rPr>
-      </w:pPr>
-      <w:r>
-        <w:rPr>
-          <w:rFonts w:ascii="Arial" w:eastAsia="Times New Roman" w:hAnsi="Arial" w:cs="Arial"/>
-          <w:color w:val="000000"/>
-          <w:kern w:val="0"/>
-          <w:lang w:eastAsia="pt-BR"/>
-          <w14:ligatures w14:val="none"/>
-        </w:rPr>
-        <w:t xml:space="preserve">Conta Corrente: ${Conta} </w:t>
-      </w:r>
-    </w:p>
-    <w:p>
-      <w:pPr>
-        <w:spacing w:after="200" w:line="240" w:lineRule="auto"/>
-        <w:rPr>
-          <w:rFonts w:ascii="Arial" w:eastAsia="Times New Roman" w:hAnsi="Arial" w:cs="Arial"/>
-          <w:color w:val="000000"/>
-          <w:kern w:val="0"/>
-          <w:lang w:eastAsia="pt-BR"/>
-          <w14:ligatures w14:val="none"/>
-        </w:rPr>
-      </w:pPr>
-      <w:r>
-        <w:rPr>
-          <w:rFonts w:ascii="Arial" w:eastAsia="Times New Roman" w:hAnsi="Arial" w:cs="Arial"/>
-          <w:color w:val="000000"/>
-          <w:kern w:val="0"/>
-          <w:lang w:eastAsia="pt-BR"/>
-          <w14:ligatures w14:val="none"/>
-        </w:rPr>
-        <w:t xml:space="preserve">Titular: ##TEMP_${empresa}## </w:t>
-      </w:r>
-    </w:p>
-    <w:p>
-      <w:pPr>
-        <w:spacing w:after="200" w:line="240" w:lineRule="auto"/>
-        <w:rPr>
-          <w:rFonts w:ascii="Arial" w:eastAsia="Times New Roman" w:hAnsi="Arial" w:cs="Arial"/>
-          <w:color w:val="000000"/>
-          <w:kern w:val="0"/>
-          <w:lang w:eastAsia="pt-BR"/>
-          <w14:ligatures w14:val="none"/>
-        </w:rPr>
-      </w:pPr>
-      <w:r>
-        <w:rPr>
-          <w:rFonts w:ascii="Arial" w:eastAsia="Times New Roman" w:hAnsi="Arial" w:cs="Arial"/>
-          <w:color w:val="000000"/>
-          <w:kern w:val="0"/>
-          <w:lang w:eastAsia="pt-BR"/>
-          <w14:ligatures w14:val="none"/>
-        </w:rPr>
-        <w:t xml:space="preserve">${cnpj}: ##TEMP_${cnpj}## </w:t>
+        <w:t xml:space="preserve">Banco: ${banco_nome} </w:t>
+      </w:r>
+    </w:p>
+    <w:p>
+      <w:pPr>
+        <w:spacing w:after="200" w:line="240" w:lineRule="auto"/>
+        <w:rPr>
+          <w:rFonts w:ascii="Arial" w:eastAsia="Times New Roman" w:hAnsi="Arial" w:cs="Arial"/>
+          <w:color w:val="000000"/>
+          <w:kern w:val="0"/>
+          <w:lang w:eastAsia="pt-BR"/>
+          <w14:ligatures w14:val="none"/>
+        </w:rPr>
+      </w:pPr>
+      <w:r>
+        <w:rPr>
+          <w:rFonts w:ascii="Arial" w:eastAsia="Times New Roman" w:hAnsi="Arial" w:cs="Arial"/>
+          <w:color w:val="000000"/>
+          <w:kern w:val="0"/>
+          <w:lang w:eastAsia="pt-BR"/>
+          <w14:ligatures w14:val="none"/>
+        </w:rPr>
+        <w:t xml:space="preserve">Agência: ${banco_agencia} </w:t>
+      </w:r>
+    </w:p>
+    <w:p>
+      <w:pPr>
+        <w:spacing w:after="200" w:line="240" w:lineRule="auto"/>
+        <w:rPr>
+          <w:rFonts w:ascii="Arial" w:eastAsia="Times New Roman" w:hAnsi="Arial" w:cs="Arial"/>
+          <w:color w:val="000000"/>
+          <w:kern w:val="0"/>
+          <w:lang w:eastAsia="pt-BR"/>
+          <w14:ligatures w14:val="none"/>
+        </w:rPr>
+      </w:pPr>
+      <w:r>
+        <w:rPr>
+          <w:rFonts w:ascii="Arial" w:eastAsia="Times New Roman" w:hAnsi="Arial" w:cs="Arial"/>
+          <w:color w:val="000000"/>
+          <w:kern w:val="0"/>
+          <w:lang w:eastAsia="pt-BR"/>
+          <w14:ligatures w14:val="none"/>
+        </w:rPr>
+        <w:t xml:space="preserve">Conta Corrente: ${banco_conta} </w:t>
+      </w:r>
+    </w:p>
+    <w:p>
+      <w:pPr>
+        <w:spacing w:after="200" w:line="240" w:lineRule="auto"/>
+        <w:rPr>
+          <w:rFonts w:ascii="Arial" w:eastAsia="Times New Roman" w:hAnsi="Arial" w:cs="Arial"/>
+          <w:color w:val="000000"/>
+          <w:kern w:val="0"/>
+          <w:lang w:eastAsia="pt-BR"/>
+          <w14:ligatures w14:val="none"/>
+        </w:rPr>
+      </w:pPr>
+      <w:r>
+        <w:rPr>
+          <w:rFonts w:ascii="Arial" w:eastAsia="Times New Roman" w:hAnsi="Arial" w:cs="Arial"/>
+          <w:color w:val="000000"/>
+          <w:kern w:val="0"/>
+          <w:lang w:eastAsia="pt-BR"/>
+          <w14:ligatures w14:val="none"/>
+        </w:rPr>
+        <w:t xml:space="preserve">Titular: ##TEMP_${empresa_nome}## </w:t>
+      </w:r>
+    </w:p>
+    <w:p>
+      <w:pPr>
+        <w:spacing w:after="200" w:line="240" w:lineRule="auto"/>
+        <w:rPr>
+          <w:rFonts w:ascii="Arial" w:eastAsia="Times New Roman" w:hAnsi="Arial" w:cs="Arial"/>
+          <w:color w:val="000000"/>
+          <w:kern w:val="0"/>
+          <w:lang w:eastAsia="pt-BR"/>
+          <w14:ligatures w14:val="none"/>
+        </w:rPr>
+      </w:pPr>
+      <w:r>
+        <w:rPr>
+          <w:rFonts w:ascii="Arial" w:eastAsia="Times New Roman" w:hAnsi="Arial" w:cs="Arial"/>
+          <w:color w:val="000000"/>
+          <w:kern w:val="0"/>
+          <w:lang w:eastAsia="pt-BR"/>
+          <w14:ligatures w14:val="none"/>
+        </w:rPr>
+        <w:t xml:space="preserve">${empresa_cnpj}: ##TEMP_${empresa_cnpj}## </w:t>
       </w:r>
     </w:p>
     <w:p>
@@ -3252,7 +3252,7 @@
           <w:lang w:eastAsia="pt-BR"/>
           <w14:ligatures w14:val="none"/>
         </w:rPr>
-        <w:t>##TEMP_${empresa}##</w:t>
+        <w:t>##TEMP_${empresa_nome}##</w:t>
       </w:r>
     </w:p>
     <w:p>
